--- a/doc/Scenario/Medness.docx
+++ b/doc/Scenario/Medness.docx
@@ -1,6 +1,6 @@
 
 <file path=word/document.xml><?xml version="1.0" encoding="utf-8"?>
-<w:document xmlns:wpc="http://schemas.microsoft.com/office/word/2010/wordprocessingCanvas" xmlns:cx="http://schemas.microsoft.com/office/drawing/2014/chartex" xmlns:cx1="http://schemas.microsoft.com/office/drawing/2015/9/8/chartex" xmlns:cx2="http://schemas.microsoft.com/office/drawing/2015/10/21/chartex" xmlns:cx3="http://schemas.microsoft.com/office/drawing/2016/5/9/chartex" xmlns:cx4="http://schemas.microsoft.com/office/drawing/2016/5/10/chartex" xmlns:cx5="http://schemas.microsoft.com/office/drawing/2016/5/11/chartex" xmlns:cx6="http://schemas.microsoft.com/office/drawing/2016/5/12/chartex" xmlns:cx7="http://schemas.microsoft.com/office/drawing/2016/5/13/chartex" xmlns:cx8="http://schemas.microsoft.com/office/drawing/2016/5/14/chartex" xmlns:mc="http://schemas.openxmlformats.org/markup-compatibility/2006" xmlns:aink="http://schemas.microsoft.com/office/drawing/2016/ink" xmlns:am3d="http://schemas.microsoft.com/office/drawing/2017/model3d" xmlns:o="urn:schemas-microsoft-com:office:office" xmlns:oel="http://schemas.microsoft.com/office/2019/extlst" xmlns:r="http://schemas.openxmlformats.org/officeDocument/2006/relationships" xmlns:m="http://schemas.openxmlformats.org/officeDocument/2006/math" xmlns:v="urn:schemas-microsoft-com:vml" xmlns:wp14="http://schemas.microsoft.com/office/word/2010/wordprocessingDrawing" xmlns:wp="http://schemas.openxmlformats.org/drawingml/2006/wordprocessingDrawing" xmlns:w10="urn:schemas-microsoft-com:office:word" xmlns:w="http://schemas.openxmlformats.org/wordprocessingml/2006/main" xmlns:w14="http://schemas.microsoft.com/office/word/2010/wordml" xmlns:w15="http://schemas.microsoft.com/office/word/2012/wordml" xmlns:w16cex="http://schemas.microsoft.com/office/word/2018/wordml/cex" xmlns:w16cid="http://schemas.microsoft.com/office/word/2016/wordml/cid" xmlns:w16="http://schemas.microsoft.com/office/word/2018/wordml" xmlns:w16du="http://schemas.microsoft.com/office/word/2023/wordml/word16du" xmlns:w16sdtdh="http://schemas.microsoft.com/office/word/2020/wordml/sdtdatahash" xmlns:w16se="http://schemas.microsoft.com/office/word/2015/wordml/symex" xmlns:wpg="http://schemas.microsoft.com/office/word/2010/wordprocessingGroup" xmlns:wpi="http://schemas.microsoft.com/office/word/2010/wordprocessingInk" xmlns:wne="http://schemas.microsoft.com/office/word/2006/wordml" xmlns:wps="http://schemas.microsoft.com/office/word/2010/wordprocessingShape" mc:Ignorable="w14 w15 w16se w16cid w16 w16cex w16sdtdh w16du wp14">
+<w:document xmlns:wpc="http://schemas.microsoft.com/office/word/2010/wordprocessingCanvas" xmlns:cx="http://schemas.microsoft.com/office/drawing/2014/chartex" xmlns:cx1="http://schemas.microsoft.com/office/drawing/2015/9/8/chartex" xmlns:cx2="http://schemas.microsoft.com/office/drawing/2015/10/21/chartex" xmlns:cx3="http://schemas.microsoft.com/office/drawing/2016/5/9/chartex" xmlns:cx4="http://schemas.microsoft.com/office/drawing/2016/5/10/chartex" xmlns:cx5="http://schemas.microsoft.com/office/drawing/2016/5/11/chartex" xmlns:cx6="http://schemas.microsoft.com/office/drawing/2016/5/12/chartex" xmlns:cx7="http://schemas.microsoft.com/office/drawing/2016/5/13/chartex" xmlns:cx8="http://schemas.microsoft.com/office/drawing/2016/5/14/chartex" xmlns:mc="http://schemas.openxmlformats.org/markup-compatibility/2006" xmlns:aink="http://schemas.microsoft.com/office/drawing/2016/ink" xmlns:am3d="http://schemas.microsoft.com/office/drawing/2017/model3d" xmlns:o="urn:schemas-microsoft-com:office:office" xmlns:oel="http://schemas.microsoft.com/office/2019/extlst" xmlns:r="http://schemas.openxmlformats.org/officeDocument/2006/relationships" xmlns:m="http://schemas.openxmlformats.org/officeDocument/2006/math" xmlns:v="urn:schemas-microsoft-com:vml" xmlns:wp14="http://schemas.microsoft.com/office/word/2010/wordprocessingDrawing" xmlns:wp="http://schemas.openxmlformats.org/drawingml/2006/wordprocessingDrawing" xmlns:w10="urn:schemas-microsoft-com:office:word" xmlns:w="http://schemas.openxmlformats.org/wordprocessingml/2006/main" xmlns:w14="http://schemas.microsoft.com/office/word/2010/wordml" xmlns:w15="http://schemas.microsoft.com/office/word/2012/wordml" xmlns:w16cex="http://schemas.microsoft.com/office/word/2018/wordml/cex" xmlns:w16cid="http://schemas.microsoft.com/office/word/2016/wordml/cid" xmlns:w16="http://schemas.microsoft.com/office/word/2018/wordml" xmlns:w16du="http://schemas.microsoft.com/office/word/2023/wordml/word16du" xmlns:w16sdtdh="http://schemas.microsoft.com/office/word/2020/wordml/sdtdatahash" xmlns:w16sdtfl="http://schemas.microsoft.com/office/word/2024/wordml/sdtformatlock" xmlns:w16se="http://schemas.microsoft.com/office/word/2015/wordml/symex" xmlns:wpg="http://schemas.microsoft.com/office/word/2010/wordprocessingGroup" xmlns:wpi="http://schemas.microsoft.com/office/word/2010/wordprocessingInk" xmlns:wne="http://schemas.microsoft.com/office/word/2006/wordml" xmlns:wps="http://schemas.microsoft.com/office/word/2010/wordprocessingShape" mc:Ignorable="w14 w15 w16se w16cid w16 w16cex w16sdtdh w16sdtfl w16du wp14">
   <w:body>
     <w:p>
       <w:pPr>
@@ -26,21 +26,64 @@
     </w:p>
     <w:p>
       <w:r>
-        <w:t xml:space="preserve">La princesse et le chevalier se balade dans une plaine pour trouver des plantes rares (nom de plantes drôles). </w:t>
-      </w:r>
-      <w:r>
-        <w:t>Après avoir pris un petit temps pour s’adapter aux déplacements du personnage qui est pour l’instant le chevalier</w:t>
-      </w:r>
-      <w:r>
-        <w:t xml:space="preserve">, ce dernier se fait capturer par le méchant (nom de méchant </w:t>
-      </w:r>
-      <w:proofErr w:type="spellStart"/>
-      <w:r>
-        <w:t>kifépeurre</w:t>
-      </w:r>
-      <w:proofErr w:type="spellEnd"/>
-      <w:r>
-        <w:t xml:space="preserve">) sur son dragon. Le méchant s’envole vers sa tour pour </w:t>
+        <w:t xml:space="preserve">La princesse </w:t>
+      </w:r>
+      <w:r>
+        <w:t xml:space="preserve">Ansegarde de </w:t>
+      </w:r>
+      <w:r>
+        <w:t>LuyNhuyre</w:t>
+      </w:r>
+      <w:r>
+        <w:t xml:space="preserve"> </w:t>
+      </w:r>
+      <w:r>
+        <w:t xml:space="preserve"> </w:t>
+      </w:r>
+      <w:r>
+        <w:t xml:space="preserve">et </w:t>
+      </w:r>
+      <w:r>
+        <w:t>son</w:t>
+      </w:r>
+      <w:r>
+        <w:t xml:space="preserve"> chevalier </w:t>
+      </w:r>
+      <w:r>
+        <w:t xml:space="preserve">servant </w:t>
+      </w:r>
+      <w:r>
+        <w:t xml:space="preserve">Aldemar </w:t>
+      </w:r>
+      <w:r>
+        <w:t>se balade</w:t>
+      </w:r>
+      <w:r>
+        <w:t>nt</w:t>
+      </w:r>
+      <w:r>
+        <w:t xml:space="preserve"> dans une plaine pour trouver des plantes rares (nom de plantes drôles). </w:t>
+      </w:r>
+      <w:r>
+        <w:t xml:space="preserve">Après avoir pris un petit temps pour s’adapter aux déplacements </w:t>
+      </w:r>
+      <w:r>
+        <w:t>des</w:t>
+      </w:r>
+      <w:r>
+        <w:t xml:space="preserve"> personnage</w:t>
+      </w:r>
+      <w:r>
+        <w:t>s</w:t>
+      </w:r>
+      <w:r>
+        <w:t xml:space="preserve">, </w:t>
+      </w:r>
+      <w:r>
+        <w:t>Aldemar</w:t>
+      </w:r>
+      <w:r>
+        <w:t xml:space="preserve"> se fait capturer par le méchant (nom de méchant kifépeurre) sur son dragon. Le méchant s’envole vers sa tour pour </w:t>
       </w:r>
       <w:r>
         <w:t>enfermer le chevalier. La princesse, après s’être posé la question de si elle doit délivrer le prince ou non, décide d’y aller quand même. Elle se re</w:t>
@@ -75,12 +118,10 @@
         <w:t xml:space="preserve"> lui </w:t>
       </w:r>
       <w:bookmarkStart w:id="0" w:name="_Int_8yDNw5Re"/>
-      <w:proofErr w:type="gramStart"/>
       <w:r>
         <w:t>ait</w:t>
       </w:r>
       <w:bookmarkEnd w:id="0"/>
-      <w:proofErr w:type="gramEnd"/>
       <w:r>
         <w:t xml:space="preserve"> demandé plusieurs informations sur le type d’aventurier</w:t>
       </w:r>
@@ -205,7 +246,6 @@
           <w:color w:val="00B050"/>
         </w:rPr>
       </w:pPr>
-      <w:proofErr w:type="spellStart"/>
       <w:r>
         <w:rPr>
           <w:rStyle w:val="Titre2Car"/>
@@ -213,7 +253,6 @@
         </w:rPr>
         <w:t>Morgause</w:t>
       </w:r>
-      <w:proofErr w:type="spellEnd"/>
       <w:r>
         <w:rPr>
           <w:rStyle w:val="Titre2Car"/>
@@ -249,42 +288,13 @@
         <w:t>, à l’orphelinat du village,</w:t>
       </w:r>
       <w:r>
-        <w:t xml:space="preserve"> une jeune fille du nom de </w:t>
-      </w:r>
-      <w:proofErr w:type="spellStart"/>
-      <w:r>
-        <w:t>Morgause</w:t>
-      </w:r>
-      <w:proofErr w:type="spellEnd"/>
+        <w:t xml:space="preserve"> une jeune fille du nom de Morgause</w:t>
+      </w:r>
       <w:r>
         <w:t xml:space="preserve">. Cette dernière est </w:t>
       </w:r>
       <w:r>
-        <w:t>possédée par un démon qui se nomme May-</w:t>
-      </w:r>
-      <w:proofErr w:type="spellStart"/>
-      <w:r>
-        <w:t>Heurpoth</w:t>
-      </w:r>
-      <w:proofErr w:type="spellEnd"/>
-      <w:r>
-        <w:t xml:space="preserve">. Lorsque la princesse la rencontrera pour la première fois, </w:t>
-      </w:r>
-      <w:proofErr w:type="spellStart"/>
-      <w:r>
-        <w:t>Morgause</w:t>
-      </w:r>
-      <w:proofErr w:type="spellEnd"/>
-      <w:r>
-        <w:t xml:space="preserve"> sera en train de pleurer. Si </w:t>
-      </w:r>
-      <w:proofErr w:type="spellStart"/>
-      <w:r>
-        <w:t>Ansegarde</w:t>
-      </w:r>
-      <w:proofErr w:type="spellEnd"/>
-      <w:r>
-        <w:t xml:space="preserve"> interagit avec l’enfant, elle lui dira alors qu’elle a perdu son ours en peluche. </w:t>
+        <w:t xml:space="preserve">possédée par un démon qui se nomme May-Heurpoth. Lorsque la princesse la rencontrera pour la première fois, Morgause sera en train de pleurer. Si Ansegarde interagit avec l’enfant, elle lui dira alors qu’elle a perdu son ours en peluche. </w:t>
       </w:r>
     </w:p>
     <w:p>
@@ -300,13 +310,8 @@
     </w:p>
     <w:p>
       <w:r>
-        <w:t>MORGAUSE - *snif ! snif</w:t>
-      </w:r>
-      <w:proofErr w:type="gramStart"/>
-      <w:r>
-        <w:t> !*</w:t>
-      </w:r>
-      <w:proofErr w:type="gramEnd"/>
+        <w:t>MORGAUSE - *snif ! snif !*</w:t>
+      </w:r>
     </w:p>
     <w:p>
       <w:r>
@@ -415,15 +420,7 @@
     <w:p/>
     <w:p>
       <w:r>
-        <w:t xml:space="preserve">La princesse va lui demander si elle se souvient l’avoir perdu quelque part, </w:t>
-      </w:r>
-      <w:proofErr w:type="spellStart"/>
-      <w:r>
-        <w:t>Morgause</w:t>
-      </w:r>
-      <w:proofErr w:type="spellEnd"/>
-      <w:r>
-        <w:t xml:space="preserve"> lui répondra qu’elle </w:t>
+        <w:t xml:space="preserve">La princesse va lui demander si elle se souvient l’avoir perdu quelque part, Morgause lui répondra qu’elle </w:t>
       </w:r>
       <w:r>
         <w:t xml:space="preserve">se souvient l’avoir </w:t>
@@ -432,15 +429,7 @@
         <w:t xml:space="preserve">perdu quand </w:t>
       </w:r>
       <w:r>
-        <w:t xml:space="preserve">sa famille s’est débarrassée d’elle pour l’abandonner à l’orphelinat. </w:t>
-      </w:r>
-      <w:proofErr w:type="spellStart"/>
-      <w:r>
-        <w:t>Morgause</w:t>
-      </w:r>
-      <w:proofErr w:type="spellEnd"/>
-      <w:r>
-        <w:t xml:space="preserve"> appartient à une famille riche qui vit dans un</w:t>
+        <w:t>sa famille s’est débarrassée d’elle pour l’abandonner à l’orphelinat. Morgause appartient à une famille riche qui vit dans un</w:t>
       </w:r>
       <w:r>
         <w:t xml:space="preserve"> manoir en haut d</w:t>
@@ -481,28 +470,21 @@
       <w:r>
         <w:t xml:space="preserve">lle parle alors de </w:t>
       </w:r>
-      <w:proofErr w:type="spellStart"/>
-      <w:r>
-        <w:t>Tia</w:t>
-      </w:r>
-      <w:proofErr w:type="spellEnd"/>
+      <w:r>
+        <w:t>Tia-</w:t>
+      </w:r>
+      <w:r>
+        <w:t>Ma</w:t>
+      </w:r>
+      <w:r>
+        <w:t>gyar</w:t>
+      </w:r>
       <w:r>
         <w:t>-</w:t>
       </w:r>
       <w:r>
-        <w:t>Ma</w:t>
-      </w:r>
-      <w:r>
-        <w:t>gyar</w:t>
-      </w:r>
-      <w:r>
-        <w:t>-</w:t>
-      </w:r>
-      <w:proofErr w:type="spellStart"/>
-      <w:r>
         <w:t>Amith</w:t>
       </w:r>
-      <w:proofErr w:type="spellEnd"/>
       <w:r>
         <w:t xml:space="preserve">, </w:t>
       </w:r>
@@ -513,67 +495,22 @@
         <w:t xml:space="preserve"> démon</w:t>
       </w:r>
       <w:r>
-        <w:t xml:space="preserve"> qui la possède et </w:t>
-      </w:r>
-      <w:proofErr w:type="spellStart"/>
-      <w:r>
-        <w:t>quis’est</w:t>
-      </w:r>
-      <w:proofErr w:type="spellEnd"/>
-      <w:r>
-        <w:t xml:space="preserve"> présentée un jour à elle </w:t>
-      </w:r>
-      <w:r>
-        <w:t xml:space="preserve">en lui disant : « Je suis </w:t>
-      </w:r>
-      <w:proofErr w:type="spellStart"/>
-      <w:r>
-        <w:t>Tia</w:t>
-      </w:r>
-      <w:proofErr w:type="spellEnd"/>
-      <w:r>
-        <w:t>-Magyar-</w:t>
-      </w:r>
-      <w:proofErr w:type="spellStart"/>
-      <w:r>
-        <w:t>Am</w:t>
+        <w:t xml:space="preserve"> qui la possède et quis’est présentée un jour à elle </w:t>
+      </w:r>
+      <w:r>
+        <w:t>en lui disant : « Je suis Tia-Magyar-Am</w:t>
       </w:r>
       <w:r>
         <w:t>ith</w:t>
       </w:r>
-      <w:proofErr w:type="spellEnd"/>
-      <w:r>
-        <w:t xml:space="preserve"> ». </w:t>
-      </w:r>
-      <w:proofErr w:type="spellStart"/>
-      <w:r>
-        <w:t>Morgause</w:t>
-      </w:r>
-      <w:proofErr w:type="spellEnd"/>
-      <w:r>
-        <w:t xml:space="preserve"> a alors compris « Je suis ta meilleure amie »</w:t>
+      <w:r>
+        <w:t> ». Morgause a alors compris « Je suis ta meilleure amie »</w:t>
       </w:r>
       <w:r>
         <w:t>. Si le joueur essaye de rentrer par la porte principale de cette maison, la porte sera condamnée.</w:t>
       </w:r>
       <w:r>
-        <w:t xml:space="preserve"> Il existe cependant un passage caché sous un buisson à côté de la maison (référence à A </w:t>
-      </w:r>
-      <w:proofErr w:type="spellStart"/>
-      <w:r>
-        <w:t>link</w:t>
-      </w:r>
-      <w:proofErr w:type="spellEnd"/>
-      <w:r>
-        <w:t xml:space="preserve"> to the </w:t>
-      </w:r>
-      <w:proofErr w:type="spellStart"/>
-      <w:r>
-        <w:t>past</w:t>
-      </w:r>
-      <w:proofErr w:type="spellEnd"/>
-      <w:r>
-        <w:t xml:space="preserve">). Pour comprendre que l’entrée se trouve ici, le joueur </w:t>
+        <w:t xml:space="preserve"> Il existe cependant un passage caché sous un buisson à côté de la maison (référence à A link to the past). Pour comprendre que l’entrée se trouve ici, le joueur </w:t>
       </w:r>
       <w:r>
         <w:t>peut simplement fouiller les environs ou l’entendre à partir des paroles de la chanson d’</w:t>
@@ -639,7 +576,7 @@
 </file>
 
 <file path=word/styles.xml><?xml version="1.0" encoding="utf-8"?>
-<w:styles xmlns:mc="http://schemas.openxmlformats.org/markup-compatibility/2006" xmlns:r="http://schemas.openxmlformats.org/officeDocument/2006/relationships" xmlns:w="http://schemas.openxmlformats.org/wordprocessingml/2006/main" xmlns:w14="http://schemas.microsoft.com/office/word/2010/wordml" xmlns:w15="http://schemas.microsoft.com/office/word/2012/wordml" xmlns:w16cex="http://schemas.microsoft.com/office/word/2018/wordml/cex" xmlns:w16cid="http://schemas.microsoft.com/office/word/2016/wordml/cid" xmlns:w16="http://schemas.microsoft.com/office/word/2018/wordml" xmlns:w16du="http://schemas.microsoft.com/office/word/2023/wordml/word16du" xmlns:w16sdtdh="http://schemas.microsoft.com/office/word/2020/wordml/sdtdatahash" xmlns:w16se="http://schemas.microsoft.com/office/word/2015/wordml/symex" mc:Ignorable="w14 w15 w16se w16cid w16 w16cex w16sdtdh w16du">
+<w:styles xmlns:mc="http://schemas.openxmlformats.org/markup-compatibility/2006" xmlns:r="http://schemas.openxmlformats.org/officeDocument/2006/relationships" xmlns:w="http://schemas.openxmlformats.org/wordprocessingml/2006/main" xmlns:w14="http://schemas.microsoft.com/office/word/2010/wordml" xmlns:w15="http://schemas.microsoft.com/office/word/2012/wordml" xmlns:w16cex="http://schemas.microsoft.com/office/word/2018/wordml/cex" xmlns:w16cid="http://schemas.microsoft.com/office/word/2016/wordml/cid" xmlns:w16="http://schemas.microsoft.com/office/word/2018/wordml" xmlns:w16du="http://schemas.microsoft.com/office/word/2023/wordml/word16du" xmlns:w16sdtdh="http://schemas.microsoft.com/office/word/2020/wordml/sdtdatahash" xmlns:w16sdtfl="http://schemas.microsoft.com/office/word/2024/wordml/sdtformatlock" xmlns:w16se="http://schemas.microsoft.com/office/word/2015/wordml/symex" mc:Ignorable="w14 w15 w16se w16cid w16 w16cex w16sdtdh w16sdtfl w16du">
   <w:docDefaults>
     <w:rPrDefault>
       <w:rPr>
